--- a/Notes/PlayerStatSystem.docx
+++ b/Notes/PlayerStatSystem.docx
@@ -8,6 +8,40 @@
           <w:rFonts w:asciiTheme="minorHAnsi" w:hAnsiTheme="minorHAnsi" w:cstheme="minorHAnsi"/>
         </w:rPr>
       </w:pPr>
+      <w:r>
+        <w:rPr>
+          <w:rFonts w:asciiTheme="minorHAnsi" w:hAnsiTheme="minorHAnsi" w:cstheme="minorHAnsi"/>
+        </w:rPr>
+        <w:t>Stamina is the energy needed to power all movement.</w:t>
+      </w:r>
+    </w:p>
+    <w:p>
+      <w:pPr>
+        <w:rPr>
+          <w:rFonts w:asciiTheme="minorHAnsi" w:hAnsiTheme="minorHAnsi" w:cstheme="minorHAnsi"/>
+        </w:rPr>
+      </w:pPr>
+    </w:p>
+    <w:p>
+      <w:pPr>
+        <w:rPr>
+          <w:rFonts w:asciiTheme="minorHAnsi" w:hAnsiTheme="minorHAnsi" w:cstheme="minorHAnsi"/>
+        </w:rPr>
+      </w:pPr>
+    </w:p>
+    <w:p>
+      <w:pPr>
+        <w:rPr>
+          <w:rFonts w:asciiTheme="minorHAnsi" w:hAnsiTheme="minorHAnsi" w:cstheme="minorHAnsi"/>
+        </w:rPr>
+      </w:pPr>
+    </w:p>
+    <w:p>
+      <w:pPr>
+        <w:rPr>
+          <w:rFonts w:asciiTheme="minorHAnsi" w:hAnsiTheme="minorHAnsi" w:cstheme="minorHAnsi"/>
+        </w:rPr>
+      </w:pPr>
     </w:p>
     <w:p>
       <w:pPr>
@@ -31,6 +65,30 @@
     </w:p>
     <w:p>
       <w:pPr>
+        <w:rPr>
+          <w:rFonts w:asciiTheme="minorHAnsi" w:hAnsiTheme="minorHAnsi" w:cstheme="minorHAnsi"/>
+        </w:rPr>
+      </w:pPr>
+    </w:p>
+    <w:p>
+      <w:pPr>
+        <w:pStyle w:val="ListParagraph"/>
+        <w:numPr>
+          <w:ilvl w:val="0"/>
+          <w:numId w:val="1"/>
+        </w:numPr>
+        <w:rPr>
+          <w:rFonts w:asciiTheme="minorHAnsi" w:hAnsiTheme="minorHAnsi" w:cstheme="minorHAnsi"/>
+        </w:rPr>
+      </w:pPr>
+    </w:p>
+    <w:p>
+      <w:pPr>
+        <w:pStyle w:val="ListParagraph"/>
+        <w:numPr>
+          <w:ilvl w:val="0"/>
+          <w:numId w:val="1"/>
+        </w:numPr>
         <w:rPr>
           <w:rFonts w:asciiTheme="minorHAnsi" w:hAnsiTheme="minorHAnsi" w:cstheme="minorHAnsi"/>
         </w:rPr>
@@ -199,13 +257,19 @@
           <w:rFonts w:asciiTheme="minorHAnsi" w:hAnsiTheme="minorHAnsi" w:cstheme="minorHAnsi"/>
         </w:rPr>
         <w:tab/>
-        <w:t>- How long strength and speed can last</w:t>
-      </w:r>
-      <w:r>
-        <w:rPr>
-          <w:rFonts w:asciiTheme="minorHAnsi" w:hAnsiTheme="minorHAnsi" w:cstheme="minorHAnsi"/>
-        </w:rPr>
-        <w:t xml:space="preserve"> (Shared). You get weaker as your stamina decreases maximum</w:t>
+        <w:t xml:space="preserve">- </w:t>
+      </w:r>
+      <w:r>
+        <w:rPr>
+          <w:rFonts w:asciiTheme="minorHAnsi" w:hAnsiTheme="minorHAnsi" w:cstheme="minorHAnsi"/>
+        </w:rPr>
+        <w:t>Energy needed to power strength and speed</w:t>
+      </w:r>
+      <w:r>
+        <w:rPr>
+          <w:rFonts w:asciiTheme="minorHAnsi" w:hAnsiTheme="minorHAnsi" w:cstheme="minorHAnsi"/>
+        </w:rPr>
+        <w:t>. You get weaker as your stamina decreases maximum</w:t>
       </w:r>
     </w:p>
     <w:p>
@@ -231,6 +295,30 @@
         </w:rPr>
         <w:t xml:space="preserve"> (Constant )</w:t>
       </w:r>
+    </w:p>
+    <w:p>
+      <w:pPr>
+        <w:pStyle w:val="ListParagraph"/>
+        <w:numPr>
+          <w:ilvl w:val="0"/>
+          <w:numId w:val="1"/>
+        </w:numPr>
+        <w:rPr>
+          <w:rFonts w:asciiTheme="minorHAnsi" w:hAnsiTheme="minorHAnsi" w:cstheme="minorHAnsi"/>
+        </w:rPr>
+      </w:pPr>
+    </w:p>
+    <w:p>
+      <w:pPr>
+        <w:pStyle w:val="ListParagraph"/>
+        <w:numPr>
+          <w:ilvl w:val="0"/>
+          <w:numId w:val="1"/>
+        </w:numPr>
+        <w:rPr>
+          <w:rFonts w:asciiTheme="minorHAnsi" w:hAnsiTheme="minorHAnsi" w:cstheme="minorHAnsi"/>
+        </w:rPr>
+      </w:pPr>
     </w:p>
     <w:p>
       <w:pPr>
@@ -1427,7 +1515,7 @@
   <a:extraClrSchemeLst/>
   <a:extLst>
     <a:ext uri="{05A4C25C-085E-4340-85A3-A5531E510DB2}">
-      <thm15:themeFamily xmlns:thm15="http://schemas.microsoft.com/office/thememl/2012/main" xmlns="" name="Office Theme" id="{62F939B6-93AF-4DB8-9C6B-D6C7DFDC589F}" vid="{4A3C46E8-61CC-4603-A589-7422A47A8E4A}"/>
+      <thm15:themeFamily xmlns="" xmlns:thm15="http://schemas.microsoft.com/office/thememl/2012/main" name="Office Theme" id="{62F939B6-93AF-4DB8-9C6B-D6C7DFDC589F}" vid="{4A3C46E8-61CC-4603-A589-7422A47A8E4A}"/>
     </a:ext>
   </a:extLst>
 </a:theme>
